--- a/reproducibility-crisis-commercial-software/output/paper_scientific_data_japanese.docx
+++ b/reproducibility-crisis-commercial-software/output/paper_scientific_data_japanese.docx
@@ -114,7 +114,7 @@
           <w:i w:val="0"/>
           <w:sz w:val="22"/>
         </w:rPr>
-        <w:t>「再現性の危機」という言葉が科学界の主流に入ってから10年以上が経過し、データ共有やコードの利用可能性に関する規範の確立において大きな進展が見られた。2016年のBakerによるNature誌のランドマーク調査では、研究者の70%以上が他の科学者の実験の再現に失敗した経験があることが明らかにされ、資金配分機関、出版社、学会による制度的対応が促進された。その後の取り組みは、オープンデータの義務化、コード共有ポリシー、コンテナ化プラットフォーム（Docker、Singularity）やワークフロー管理システム（Nextflow、Snakemake）などの再現性向上ツールの開発に焦点を当ててきた。</w:t>
+        <w:t>「再現性の危機」という言葉が科学界の主流に入ってから10年以上が経過し、データ共有やコードの利用可能性に関する規範の確立において大きな進展が見られた。2016年のBakerによるNature誌のランドマーク調査では、研究者の70%以上が他の科学者の実験の再現に失敗した経験があることが明らかにされ[1]、資金配分機関、出版社、学会による制度的対応が促進された。FAIR原則[7]は科学データ管理の基盤的フレームワークを提供し、GentlemanとTemple Lang [8]はコードとナラティブを統合した計算可能文書の概念を確立した。その後の取り組みは、オープンデータの義務化、コード共有ポリシー[13]、コンテナ化プラットフォーム（Docker、Singularity）やワークフロー管理システム（Nextflow、Snakemake）などの再現性向上ツールの開発に焦点を当ててきた。</w:t>
       </w:r>
     </w:p>
     <w:p>
@@ -125,7 +125,7 @@
           <w:i w:val="0"/>
           <w:sz w:val="22"/>
         </w:rPr>
-        <w:t>しかし、これらの取り組みは根本的な障壁を大きく見過ごしてきた。すなわち、出版された研究の商用ソフトウェアへの依存である。研究者がMethodsセクションで「SPSS version 26」や「MATLAB R2021a」の使用を報告する際、将来の研究者がこれらの正確なツールにアクセスして知見を検証できるという暗黙の前提が存在する。実際には、この前提は頻繁に破綻する。商用ソフトウェアベンダーは通常、旧バージョンへのアクセスを提供せず、サブスクリプションモデルではライセンス期限後のアクセスが阻止され、プロプライエタリライセンスの高額なコストが特に低中所得国の研究者にとって追試の経済的障壁を生み出している。</w:t>
+        <w:t>しかし、これらの取り組みは根本的な障壁を大きく見過ごしてきた。すなわち、出版された研究の商用ソフトウェアへの依存である。Miyakawa [11]は出版研究における生データ欠如のより広範な危機を指摘し、Konkol ら[12]は地球科学論文における計算再現性の課題を文書化した。研究者がMethodsセクションで「SPSS version 26」や「MATLAB R2021a」の使用を報告する際、将来の研究者がこれらの正確なツールにアクセスして知見を検証できるという暗黙の前提が存在する。実際には、この前提は頻繁に破綻する。商用ソフトウェアベンダーは通常、旧バージョンへのアクセスを提供せず、サブスクリプションモデルではライセンス期限後のアクセスが阻止され、プロプライエタリライセンスの高額なコストが特に低中所得国の研究者にとって追試の経済的障壁を生み出している。</w:t>
       </w:r>
     </w:p>
     <w:p>
@@ -458,7 +458,7 @@
           <w:i w:val="0"/>
           <w:sz w:val="22"/>
         </w:rPr>
-        <w:t>最も頻繁に引用された商用ソフトウェアはSPSS（n=807）、GraphPad Prism（n=410）、MATLAB（n=170）、Microsoft Excel（n=152）、Stata（n=101）であった。オープンソースツールではR（n=890）が圧倒的に多く、Cytoscape、ImageJ、ggplot2、Pythonが続いた。</w:t>
+        <w:t>最も頻繁に引用された商用ソフトウェアはSPSS（n=807）、GraphPad Prism（n=410）、MATLAB（n=170）、Microsoft Excel（n=152）、Stata（n=101）であった（図2）。オープンソースツールではR（n=890）が圧倒的に多く、Cytoscape、ImageJ、ggplot2、Pythonが続いた。</w:t>
       </w:r>
     </w:p>
     <w:p>
@@ -581,7 +581,7 @@
           <w:i w:val="0"/>
           <w:sz w:val="22"/>
         </w:rPr>
-        <w:t>バージョン番号は2,015本（20.2%）で報告されていた。検出されたソフトウェアのうちバージョン番号が付随する平均割合は17.0%であった。引用された商用ソフトウェアバージョンの大多数は「入手困難」に分類された。</w:t>
+        <w:t>バージョン番号は2,015本（20.2%）で報告されていた。検出されたソフトウェアのうちバージョン番号が付随する平均割合は17.0%であった。引用された商用ソフトウェアバージョンの大多数は「入手困難」に分類された（図5）。</w:t>
       </w:r>
     </w:p>
     <w:p>
@@ -1641,7 +1641,7 @@
           <w:i w:val="0"/>
           <w:sz w:val="22"/>
         </w:rPr>
-        <w:t>本研究の知見は、再現性の危機のこれまで定量化されていなかった側面、すなわちバージョンアクセシビリティギャップを明らかにした。商用ソフトウェアを使用した1,853本の論文の大多数が、もはやベンダーから入手できないバージョンを引用していた。バージョン報告率がわずか17.0%という事実と相まって、複合的な問題が生じている。</w:t>
+        <w:t>本研究の知見は、再現性の危機のこれまで定量化されていなかった側面、すなわちバージョンアクセシビリティギャップを明らかにした。Collbergら[3]は計算論文のわずか32.3%しか再現に成功しなかったと報告しており、Krafczykら[14]は計算結果の再現における誤解のリスクをさらに実証した。商用ソフトウェアを使用した1,853本の論文の大多数が、もはやベンダーから入手できないバージョンを引用していた。バージョン報告率がわずか17.0%という事実と相まって、複合的な問題が生じている。</w:t>
       </w:r>
     </w:p>
     <w:p>
